--- a/downloads/handouts/Unit 03/Handout 03.06 - Peer Pressure Scenario Cards and Skit Planner.docx
+++ b/downloads/handouts/Unit 03/Handout 03.06 - Peer Pressure Scenario Cards and Skit Planner.docx
@@ -41,9 +41,9 @@
       <w:pPr>
         <w:pStyle w:val="Heading3"/>
       </w:pPr>
-      <w:bookmarkStart w:id="21" w:name="word-bank-in-other-languages"/>
-      <w:r>
-        <w:t xml:space="preserve">Word bank in other languages</w:t>
+      <w:bookmarkStart w:id="21" w:name="word-bank-in-spanish"/>
+      <w:r>
+        <w:t xml:space="preserve">Word bank in Spanish</w:t>
       </w:r>
       <w:bookmarkEnd w:id="21"/>
     </w:p>
@@ -54,10 +54,8 @@
         <w:tblLook w:firstRow="1"/>
       </w:tblPr>
       <w:tblGrid>
-        <w:gridCol w:w="2340"/>
-        <w:gridCol w:w="2340"/>
-        <w:gridCol w:w="2340"/>
-        <w:gridCol w:w="2340"/>
+        <w:gridCol w:w="4680"/>
+        <w:gridCol w:w="4680"/>
       </w:tblGrid>
       <w:tr>
         <w:trPr>
@@ -65,7 +63,7 @@
         </w:trPr>
         <w:tc>
           <w:tcPr>
-            <w:tcW w:type="dxa" w:w="2340"/>
+            <w:tcW w:type="dxa" w:w="4680"/>
             <w:tcBorders>
               <w:bottom w:val="single"/>
             </w:tcBorders>
@@ -83,7 +81,7 @@
         </w:tc>
         <w:tc>
           <w:tcPr>
-            <w:tcW w:type="dxa" w:w="2340"/>
+            <w:tcW w:type="dxa" w:w="4680"/>
             <w:tcBorders>
               <w:bottom w:val="single"/>
             </w:tcBorders>
@@ -95,42 +93,6 @@
               <w:jc w:val="left"/>
             </w:pPr>
             <w:r>
-              <w:t xml:space="preserve">Turkish</w:t>
-            </w:r>
-          </w:p>
-        </w:tc>
-        <w:tc>
-          <w:tcPr>
-            <w:tcW w:type="dxa" w:w="2340"/>
-            <w:tcBorders>
-              <w:bottom w:val="single"/>
-            </w:tcBorders>
-            <w:vAlign w:val="bottom"/>
-          </w:tcPr>
-          <w:p>
-            <w:pPr>
-              <w:pStyle w:val="Compact"/>
-              <w:jc w:val="left"/>
-            </w:pPr>
-            <w:r>
-              <w:t xml:space="preserve">Portuguese</w:t>
-            </w:r>
-          </w:p>
-        </w:tc>
-        <w:tc>
-          <w:tcPr>
-            <w:tcW w:type="dxa" w:w="2340"/>
-            <w:tcBorders>
-              <w:bottom w:val="single"/>
-            </w:tcBorders>
-            <w:vAlign w:val="bottom"/>
-          </w:tcPr>
-          <w:p>
-            <w:pPr>
-              <w:pStyle w:val="Compact"/>
-              <w:jc w:val="left"/>
-            </w:pPr>
-            <w:r>
               <w:t xml:space="preserve">Spanish</w:t>
             </w:r>
           </w:p>
@@ -139,7 +101,7 @@
       <w:tr>
         <w:tc>
           <w:tcPr>
-            <w:tcW w:type="dxa" w:w="2340"/>
+            <w:tcW w:type="dxa" w:w="4680"/>
           </w:tcPr>
           <w:p>
             <w:pPr>
@@ -153,35 +115,7 @@
         </w:tc>
         <w:tc>
           <w:tcPr>
-            <w:tcW w:type="dxa" w:w="2340"/>
-          </w:tcPr>
-          <w:p>
-            <w:pPr>
-              <w:pStyle w:val="Compact"/>
-              <w:jc w:val="left"/>
-            </w:pPr>
-            <w:r>
-              <w:t xml:space="preserve">akran</w:t>
-            </w:r>
-          </w:p>
-        </w:tc>
-        <w:tc>
-          <w:tcPr>
-            <w:tcW w:type="dxa" w:w="2340"/>
-          </w:tcPr>
-          <w:p>
-            <w:pPr>
-              <w:pStyle w:val="Compact"/>
-              <w:jc w:val="left"/>
-            </w:pPr>
-            <w:r>
-              <w:t xml:space="preserve">colega, par</w:t>
-            </w:r>
-          </w:p>
-        </w:tc>
-        <w:tc>
-          <w:tcPr>
-            <w:tcW w:type="dxa" w:w="2340"/>
+            <w:tcW w:type="dxa" w:w="4680"/>
           </w:tcPr>
           <w:p>
             <w:pPr>
@@ -197,7 +131,7 @@
       <w:tr>
         <w:tc>
           <w:tcPr>
-            <w:tcW w:type="dxa" w:w="2340"/>
+            <w:tcW w:type="dxa" w:w="4680"/>
           </w:tcPr>
           <w:p>
             <w:pPr>
@@ -211,35 +145,7 @@
         </w:tc>
         <w:tc>
           <w:tcPr>
-            <w:tcW w:type="dxa" w:w="2340"/>
-          </w:tcPr>
-          <w:p>
-            <w:pPr>
-              <w:pStyle w:val="Compact"/>
-              <w:jc w:val="left"/>
-            </w:pPr>
-            <w:r>
-              <w:t xml:space="preserve">baskı</w:t>
-            </w:r>
-          </w:p>
-        </w:tc>
-        <w:tc>
-          <w:tcPr>
-            <w:tcW w:type="dxa" w:w="2340"/>
-          </w:tcPr>
-          <w:p>
-            <w:pPr>
-              <w:pStyle w:val="Compact"/>
-              <w:jc w:val="left"/>
-            </w:pPr>
-            <w:r>
-              <w:t xml:space="preserve">pressão</w:t>
-            </w:r>
-          </w:p>
-        </w:tc>
-        <w:tc>
-          <w:tcPr>
-            <w:tcW w:type="dxa" w:w="2340"/>
+            <w:tcW w:type="dxa" w:w="4680"/>
           </w:tcPr>
           <w:p>
             <w:pPr>
@@ -255,7 +161,7 @@
       <w:tr>
         <w:tc>
           <w:tcPr>
-            <w:tcW w:type="dxa" w:w="2340"/>
+            <w:tcW w:type="dxa" w:w="4680"/>
           </w:tcPr>
           <w:p>
             <w:pPr>
@@ -269,35 +175,7 @@
         </w:tc>
         <w:tc>
           <w:tcPr>
-            <w:tcW w:type="dxa" w:w="2340"/>
-          </w:tcPr>
-          <w:p>
-            <w:pPr>
-              <w:pStyle w:val="Compact"/>
-              <w:jc w:val="left"/>
-            </w:pPr>
-            <w:r>
-              <w:t xml:space="preserve">hayır</w:t>
-            </w:r>
-          </w:p>
-        </w:tc>
-        <w:tc>
-          <w:tcPr>
-            <w:tcW w:type="dxa" w:w="2340"/>
-          </w:tcPr>
-          <w:p>
-            <w:pPr>
-              <w:pStyle w:val="Compact"/>
-              <w:jc w:val="left"/>
-            </w:pPr>
-            <w:r>
-              <w:t xml:space="preserve">não</w:t>
-            </w:r>
-          </w:p>
-        </w:tc>
-        <w:tc>
-          <w:tcPr>
-            <w:tcW w:type="dxa" w:w="2340"/>
+            <w:tcW w:type="dxa" w:w="4680"/>
           </w:tcPr>
           <w:p>
             <w:pPr>
@@ -313,7 +191,7 @@
       <w:tr>
         <w:tc>
           <w:tcPr>
-            <w:tcW w:type="dxa" w:w="2340"/>
+            <w:tcW w:type="dxa" w:w="4680"/>
           </w:tcPr>
           <w:p>
             <w:pPr>
@@ -327,35 +205,7 @@
         </w:tc>
         <w:tc>
           <w:tcPr>
-            <w:tcW w:type="dxa" w:w="2340"/>
-          </w:tcPr>
-          <w:p>
-            <w:pPr>
-              <w:pStyle w:val="Compact"/>
-              <w:jc w:val="left"/>
-            </w:pPr>
-            <w:r>
-              <w:t xml:space="preserve">neden, sebep</w:t>
-            </w:r>
-          </w:p>
-        </w:tc>
-        <w:tc>
-          <w:tcPr>
-            <w:tcW w:type="dxa" w:w="2340"/>
-          </w:tcPr>
-          <w:p>
-            <w:pPr>
-              <w:pStyle w:val="Compact"/>
-              <w:jc w:val="left"/>
-            </w:pPr>
-            <w:r>
-              <w:t xml:space="preserve">razão, motivo</w:t>
-            </w:r>
-          </w:p>
-        </w:tc>
-        <w:tc>
-          <w:tcPr>
-            <w:tcW w:type="dxa" w:w="2340"/>
+            <w:tcW w:type="dxa" w:w="4680"/>
           </w:tcPr>
           <w:p>
             <w:pPr>
@@ -371,7 +221,7 @@
       <w:tr>
         <w:tc>
           <w:tcPr>
-            <w:tcW w:type="dxa" w:w="2340"/>
+            <w:tcW w:type="dxa" w:w="4680"/>
           </w:tcPr>
           <w:p>
             <w:pPr>
@@ -385,35 +235,7 @@
         </w:tc>
         <w:tc>
           <w:tcPr>
-            <w:tcW w:type="dxa" w:w="2340"/>
-          </w:tcPr>
-          <w:p>
-            <w:pPr>
-              <w:pStyle w:val="Compact"/>
-              <w:jc w:val="left"/>
-            </w:pPr>
-            <w:r>
-              <w:t xml:space="preserve">uzaklaşmak</w:t>
-            </w:r>
-          </w:p>
-        </w:tc>
-        <w:tc>
-          <w:tcPr>
-            <w:tcW w:type="dxa" w:w="2340"/>
-          </w:tcPr>
-          <w:p>
-            <w:pPr>
-              <w:pStyle w:val="Compact"/>
-              <w:jc w:val="left"/>
-            </w:pPr>
-            <w:r>
-              <w:t xml:space="preserve">ir embora</w:t>
-            </w:r>
-          </w:p>
-        </w:tc>
-        <w:tc>
-          <w:tcPr>
-            <w:tcW w:type="dxa" w:w="2340"/>
+            <w:tcW w:type="dxa" w:w="4680"/>
           </w:tcPr>
           <w:p>
             <w:pPr>
@@ -685,8 +507,11 @@
       </w:r>
     </w:p>
     <w:p>
-      <w:r>
-        <w:br w:type="page"/>
+      <w:pPr>
+        <w:pStyle w:val="BodyText"/>
+      </w:pPr>
+      <w:r>
+        <w:t xml:space="preserve">____________________________________________________________________________________________</w:t>
       </w:r>
     </w:p>
     <w:p>
@@ -972,8 +797,11 @@
       </w:r>
     </w:p>
     <w:p>
-      <w:r>
-        <w:br w:type="page"/>
+      <w:pPr>
+        <w:pStyle w:val="BodyText"/>
+      </w:pPr>
+      <w:r>
+        <w:t xml:space="preserve">____________________________________________________________________________________________</w:t>
       </w:r>
     </w:p>
     <w:p>
@@ -985,8 +813,11 @@
       </w:r>
     </w:p>
     <w:p>
-      <w:r>
-        <w:br w:type="page"/>
+      <w:pPr>
+        <w:pStyle w:val="BodyText"/>
+      </w:pPr>
+      <w:r>
+        <w:t xml:space="preserve">____________________________________________________________________________________________</w:t>
       </w:r>
     </w:p>
     <w:p>

--- a/downloads/handouts/Unit 03/Handout 03.06 - Peer Pressure Scenario Cards and Skit Planner.docx
+++ b/downloads/handouts/Unit 03/Handout 03.06 - Peer Pressure Scenario Cards and Skit Planner.docx
@@ -34,7 +34,7 @@
         <w:t xml:space="preserve"> </w:t>
       </w:r>
       <w:r>
-        <w:t xml:space="preserve">This packet runs two days. Day 1: Part 1 (definitions), Part 2 (three pushes on one decision), and Part 3 (the ten scenario cards, classified). Day 2: Part 4 (the four refusal steps), Part 5 (the skit planner; get it initialed before you perform), and the feedback slips (one per skit you watch). Every person in every scenario is made up. No skit may be about a real person in this building. No substances, nothing physical.</w:t>
+        <w:t xml:space="preserve">This packet runs two days. Day 1: Part 1 (definitions), Part 2 (three pushes on one decision), and Part 3 (the ten scenario cards, sorted). Day 2: Part 4 (the four refusal steps), Part 5 (the skit planner; get it initialed before you perform), and the feedback slips (one per skit you watch). Every person in every scenario is made up. No skit may be about a real person in this building. No drugs, alcohol, or vaping in any skit. Nothing physical.</w:t>
       </w:r>
     </w:p>
     <w:p>
@@ -511,7 +511,7 @@
         <w:pStyle w:val="BodyText"/>
       </w:pPr>
       <w:r>
-        <w:t xml:space="preserve">____________________________________________________________________________________________</w:t>
+        <w:t xml:space="preserve">(more) ____________________________________________________________________________________________</w:t>
       </w:r>
     </w:p>
     <w:p>
@@ -558,7 +558,7 @@
         <w:pStyle w:val="BodyText"/>
       </w:pPr>
       <w:r>
-        <w:t xml:space="preserve">Walk the five-step decision model: name the choice, list options, weigh each against what matters, decide, look back.</w:t>
+        <w:t xml:space="preserve">Use the five-step decision model: name the choice, list options, weigh each option against what matters, decide, look back.</w:t>
       </w:r>
     </w:p>
     <w:p>
@@ -801,7 +801,7 @@
         <w:pStyle w:val="BodyText"/>
       </w:pPr>
       <w:r>
-        <w:t xml:space="preserve">____________________________________________________________________________________________</w:t>
+        <w:t xml:space="preserve">(more) ____________________________________________________________________________________________</w:t>
       </w:r>
     </w:p>
     <w:p>
@@ -809,7 +809,7 @@
         <w:pStyle w:val="BodyText"/>
       </w:pPr>
       <w:r>
-        <w:t xml:space="preserve">Decide: __________________________________ Look back: what would you want to be true a week later?</w:t>
+        <w:t xml:space="preserve">Decide: __________________________________</w:t>
       </w:r>
     </w:p>
     <w:p>
@@ -817,7 +817,15 @@
         <w:pStyle w:val="BodyText"/>
       </w:pPr>
       <w:r>
-        <w:t xml:space="preserve">____________________________________________________________________________________________</w:t>
+        <w:t xml:space="preserve">Look back: what would you want to be true a week later?</w:t>
+      </w:r>
+    </w:p>
+    <w:p>
+      <w:pPr>
+        <w:pStyle w:val="BodyText"/>
+      </w:pPr>
+      <w:r>
+        <w:t xml:space="preserve">Answer: ____________________________________________________________________________________________</w:t>
       </w:r>
     </w:p>
     <w:p>
@@ -1245,7 +1253,7 @@
         <w:pStyle w:val="BodyText"/>
       </w:pPr>
       <w:r>
-        <w:t xml:space="preserve">For each card: positive or negative? Direct or indirect? Two possible outcomes.</w:t>
+        <w:t xml:space="preserve">For each card, answer three things. Is the pressure positive or negative? Is it direct or indirect? What are two possible outcomes (things that could happen next)?</w:t>
       </w:r>
     </w:p>
     <w:tbl>
@@ -2034,7 +2042,7 @@
               <w:jc w:val="left"/>
             </w:pPr>
             <w:r>
-              <w:t xml:space="preserve">Leaving is a full sentence.</w:t>
+              <w:t xml:space="preserve">You can just leave. That counts as a no.</w:t>
             </w:r>
           </w:p>
         </w:tc>
@@ -2830,7 +2838,7 @@
         <w:pStyle w:val="BodyText"/>
       </w:pPr>
       <w:r>
-        <w:t xml:space="preserve">Grade 8 stretch: on a separate page, draft a one-page peer advice guide,</w:t>
+        <w:t xml:space="preserve">Grade 8 stretch: on a separate page, write a one-page peer advice guide called</w:t>
       </w:r>
       <w:r>
         <w:t xml:space="preserve"> </w:t>
@@ -2839,13 +2847,16 @@
         <w:t xml:space="preserve">“</w:t>
       </w:r>
       <w:r>
-        <w:t xml:space="preserve">What to say when</w:t>
+        <w:t xml:space="preserve">What to say when.</w:t>
       </w:r>
       <w:r>
         <w:t xml:space="preserve">”</w:t>
       </w:r>
       <w:r>
-        <w:t xml:space="preserve">: the four steps, three of the class’s best lines from the skits, and one line on how to be the friend who applies positive pressure.</w:t>
+        <w:t xml:space="preserve"> </w:t>
+      </w:r>
+      <w:r>
+        <w:t xml:space="preserve">Include the four steps, three of the class’s best lines from the skits, and one line on how to be the friend who uses positive pressure.</w:t>
       </w:r>
     </w:p>
     <w:sectPr>
